--- a/hin/docx/27.content.docx
+++ b/hin/docx/27.content.docx
@@ -136,13 +136,6 @@
         <w:rPr>
           <w:lang w:val="hi_IN" w:bidi="hi_IN"/>
         </w:rPr>
-      </w:r>
-      <w:r>
-        <w:rPr>
-          <w:i/>
-          <w:lang w:val="hi_IN" w:bidi="hi_IN"/>
-        </w:rPr>
-        <w:t>दानिय्येल 1:1, दानिय्येल 1:2, दानिय्येल 1:3, दानिय्येल 1:4, दानिय्येल 1:5, दानिय्येल 1:6–7, दानिय्येल 1:8, दानिय्येल 1:10, दानिय्येल 1:11–13, दानिय्येल 1:14–15, दानिय्येल 1:17, दानिय्येल 1:19–20, दानिय्येल 1:21, दानिय्येल 2:1, दानिय्येल 2:2, दानिय्येल 2:5, दानिय्येल 2:5 (#2), दानिय्येल 2:6, दानिय्येल 2:10–11, दानिय्येल 2:13, दानिय्येल 2:14, दानिय्येल 2:14–15, दानिय्येल 2:16, दानिय्येल 2:19, दानिय्येल 2:23, दानिय्येल 2:24, दानिय्येल 2:24 (#2), दानिय्येल 2:28, दानिय्येल 2:28 (#2), दानिय्येल 2:30, दानिय्येल 2:31–32, दानिय्येल 2:34–35, दानिय्येल 2:35, दानिय्येल 2:38, दानिय्येल 2:44, दानिय्येल 2:46, दानिय्येल 2:47, दानिय्येल 2:49, दानिय्येल 3:1, दानिय्येल 3:3, दानिय्येल 3:4–5, दानिय्येल 3:6, दानिय्येल 3:8, दानिय्येल 3:12, दानिय्येल 3:17–18, दानिय्येल 3:19–20, दानिय्येल 3:22–23, दानिय्येल 3:25, दानिय्येल 3:27, दानिय्येल 3:29, दानिय्येल 3:30, दानिय्येल 4:1, दानिय्येल 4:2, दानिय्येल 4:3, दानिय्येल 4:5, दानिय्येल 4:6, दानिय्येल 4:8–9, दानिय्येल 4:8–9 (#2), दानिय्येल 4:10–12, दानिय्येल 4:13–14, दानिय्येल 4:15–16, दानिय्येल 4:17, दानिय्येल 4:22, दानिय्येल 4:25, दानिय्येल 4:25 (#2), दानिय्येल 4:27, दानिय्येल 4:28, दानिय्येल 4:34, दानिय्येल 4:34 (#2), दानिय्येल 4:36, दानिय्येल 4:37, दानिय्येल 5:1, दानिय्येल 5:2, दानिय्येल 5:3, दानिय्येल 5:4, दानिय्येल 5:5, दानिय्येल 5:6, दानिय्येल 5:7, दानिय्येल 5:13, दानिय्येल 5:17, दानिय्येल 5:20, दानिय्येल 5:22–23, दानिय्येल 5:26–28, दानिय्येल 5:30–31, दानिय्येल 5:31, दानिय्येल 6:1–2, दानिय्येल 6:2, दानिय्येल 6:2 (#2), दानिय्येल 6:3, दानिय्येल 6:4, दानिय्येल 6:5, दानिय्येल 6:7, दानिय्येल 6:10, दानिय्येल 6:13, दानिय्येल 6:14, दानिय्येल 6:17–18, दानिय्येल 6:20, दानिय्येल 6:21–22, दानिय्येल 6:23, दानिय्येल 6:24, दानिय्येल 6:26–27, दानिय्येल 6:28, दानिय्येल 7:1, दानिय्येल 7:2, दानिय्येल 7:3, दानिय्येल 7:4, दानिय्येल 7:5, दानिय्येल 7:6, दानिय्येल 7:7, दानिय्येल 7:8, दानिय्येल 7:9, दानिय्येल 7:10, दानिय्येल 7:11–12, दानिय्येल 7:13, दानिय्येल 7:14, दानिय्येल 7:17, दानिय्येल 7:18, दानिय्येल 7:23, दानिय्येल 7:24, दानिय्येल 7:25–26, दानिय्येल 7:27, दानिय्येल 7:28, दानिय्येल 8:1, दानिय्येल 8:2, दानिय्येल 8:3, दानिय्येल 8:3 (#2), दानिय्येल 8:4, दानिय्येल 8:5, दानिय्येल 8:7, दानिय्येल 8:8, दानिय्येल 8:9, दानिय्येल 8:10, दानिय्येल 8:12, दानिय्येल 8:14, दानिय्येल 8:14 (#2), दानिय्येल 8:16, दानिय्येल 8:19, दानिय्येल 8:20–21, दानिय्येल 8:22, दानिय्येल 8:24–25, दानिय्येल 8:25, दानिय्येल 8:27, दानिय्येल 9:1, दानिय्येल 9:2, दानिय्येल 9:3, दानिय्येल 9:4, दानिय्येल 9:6, दानिय्येल 9:8, दानिय्येल 9:11, दानिय्येल 9:12, दानिय्येल 9:13, दानिय्येल 9:16, दानिय्येल 9:21, दानिय्येल 9:22, दानिय्येल 9:24, दानिय्येल 9:25, दानिय्येल 9:26, दानिय्येल 9:27, दानिय्येल 9:27 (#2), दानिय्येल 10:1, दानिय्येल 10:1 (#2), दानिय्येल 10:5, दानिय्येल 10:6, दानिय्येल 10:8–9, दानिय्येल 10:12, दानिय्येल 10:13, दानिय्येल 10:14, दानिय्येल 10:16–17, दानिय्येल 10:18, दानिय्येल 10:20, दानिय्येल 10:21, दानिय्येल 11:2, दानिय्येल 11:2 (#2), दानिय्येल 11:4, दानिय्येल 11:5–6, दानिय्येल 11:6, दानिय्येल 11:7, दानिय्येल 11:10, दानिय्येल 11:11, दानिय्येल 11:11–12, दानिय्येल 11:13, दानिय्येल 11:14, दानिय्येल 11:15–16, दानिय्येल 11:17, दानिय्येल 11:18–19, दानिय्येल 11:20, दानिय्येल 11:20 (#2), दानिय्येल 11:21, दानिय्येल 11:23, दानिय्येल 11:25, दानिय्येल 11:27, दानिय्येल 11:28, दानिय्येल 11:30, दानिय्येल 11:33, दानिय्येल 11:33–34, दानिय्येल 11:35, दानिय्येल 11:36–37, दानिय्येल 11:39, दानिय्येल 11:41, दानिय्येल 11:41 (#2), दानिय्येल 11:42–43, दानिय्येल 11:44, दानिय्येल 11:45, दानिय्येल 11:45 (#2), दानिय्येल 12:1, दानिय्येल 12:1 (#2), दानिय्येल 12:1 (#3), दानिय्येल 12:2, दानिय्येल 12:3, दानिय्येल 12:4, दानिय्येल 12:7, दानिय्येल 12:9, दानिय्येल 12:10, दानिय्येल 12:11, दानिय्येल 12:12, दानिय्येल 12:13</w:t>
       </w:r>
       <w:r>
         <w:rPr>

--- a/hin/docx/27.content.docx
+++ b/hin/docx/27.content.docx
@@ -123,19 +123,6 @@
           <w:lang w:val="hi_IN" w:bidi="hi_IN"/>
         </w:rPr>
         <w:t>DAN</w:t>
-      </w:r>
-      <w:r>
-        <w:rPr>
-          <w:lang w:val="hi_IN" w:bidi="hi_IN"/>
-        </w:rPr>
-      </w:r>
-    </w:p>
-    <w:p>
-      <w:pPr/>
-      <w:r>
-        <w:rPr>
-          <w:lang w:val="hi_IN" w:bidi="hi_IN"/>
-        </w:rPr>
       </w:r>
       <w:r>
         <w:rPr>

--- a/hin/docx/27.content.docx
+++ b/hin/docx/27.content.docx
@@ -19,7 +19,7 @@
         <w:rPr>
           <w:lang w:val="hi_IN" w:bidi="hi_IN"/>
         </w:rPr>
-        <w:t>Resource: अनुवाद प्रश्न (unfoldingWord)</w:t>
+        <w:t>Resource: unfoldingWord® Translation Questions</w:t>
       </w:r>
       <w:r>
         <w:rPr>
@@ -85,7 +85,7 @@
         <w:rPr>
           <w:lang w:val="hi_IN" w:bidi="hi_IN"/>
         </w:rPr>
-        <w:t>अनुवाद प्रश्न (unfoldingWord)</w:t>
+        <w:t>unfoldingWord® Translation Questions</w:t>
       </w:r>
     </w:p>
     <w:p>
